--- a/PUBLISHED/biol-1/ALL_FILES/module-10-epigenetics-questions.docx
+++ b/PUBLISHED/biol-1/ALL_FILES/module-10-epigenetics-questions.docx
@@ -24,32 +24,12 @@
     </w:p>
     <w:p>
       <w:r>
-        <w:t>What is a promoter? What is an enhancer? How far apart can an enhancer be from the gene it regulates?</w:t>
+        <w:t>What is a promoter? What is an enhancer?</w:t>
       </w:r>
     </w:p>
     <w:p>
       <w:r>
-        <w:t>What is a housekeeping gene? Give an example of why some genes must be expressed in every cell.</w:t>
-      </w:r>
-    </w:p>
-    <w:p>
-      <w:r>
-        <w:t>What is an operon? Why are operons common in prokaryotes but not in eukaryotes?</w:t>
-      </w:r>
-    </w:p>
-    <w:p>
-      <w:r>
-        <w:t>Describe how the lac operon works when lactose is absent. What role does the repressor play?</w:t>
-      </w:r>
-    </w:p>
-    <w:p>
-      <w:r>
-        <w:t>Describe how the lac operon works when lactose is present. What happens to the repressor?</w:t>
-      </w:r>
-    </w:p>
-    <w:p>
-      <w:r>
-        <w:t>Why is inducible regulation energy-efficient for the cell?</w:t>
+        <w:t>What is an operon? Describe how the lac operon works when lactose is absent vs. present.</w:t>
       </w:r>
     </w:p>
     <w:p>
@@ -59,22 +39,12 @@
     </w:p>
     <w:p>
       <w:r>
-        <w:t>List the five levels at which gene expression can be regulated (from chromatin to post-translational). At which level is regulation most common?</w:t>
+        <w:t>List the five levels at which gene expression can be regulated (from chromatin to post-translational).</w:t>
       </w:r>
     </w:p>
     <w:p>
       <w:r>
         <w:t>What is alternative splicing? How can one gene produce multiple different proteins?</w:t>
-      </w:r>
-    </w:p>
-    <w:p>
-      <w:r>
-        <w:t>What is miRNA? How does it regulate gene expression after transcription?</w:t>
-      </w:r>
-    </w:p>
-    <w:p>
-      <w:r>
-        <w:t>What are post-translational modifications? Give two examples of how they affect protein function.</w:t>
       </w:r>
     </w:p>
     <w:p>
@@ -99,17 +69,7 @@
     </w:p>
     <w:p>
       <w:r>
-        <w:t>What is X-inactivation? Why does it occur? What is a Barr body?</w:t>
-      </w:r>
-    </w:p>
-    <w:p>
-      <w:r>
-        <w:t>Explain how calico cats demonstrate X-inactivation in action.</w:t>
-      </w:r>
-    </w:p>
-    <w:p>
-      <w:r>
-        <w:t>Explain dosage compensation. Why is it necessary in organisms with XX/XY sex determination?</w:t>
+        <w:t>What is X-inactivation? Why does it occur? Explain how calico cats demonstrate it.</w:t>
       </w:r>
     </w:p>
     <w:p>
@@ -124,7 +84,7 @@
     </w:p>
     <w:p>
       <w:r>
-        <w:t>Give two examples of how environmental factors (nutrition, stress, toxins, or exercise) can influence gene expression through epigenetic mechanisms.</w:t>
+        <w:t>Give two examples of how environmental factors can influence gene expression through epigenetic mechanisms.</w:t>
       </w:r>
     </w:p>
     <w:p>
@@ -134,42 +94,17 @@
     </w:p>
     <w:p>
       <w:r>
-        <w:t>A pregnant individual's diet can influence gene expression patterns in the developing offspring through methylation changes. Explain why folic acid is recommended during pregnancy in light of this.</w:t>
-      </w:r>
-    </w:p>
-    <w:p>
-      <w:r>
-        <w:t>Environmental factors (diet, stress) can modify DNA methylation without changing the sequence. Can these modifications be inherited? Discuss the evidence.</w:t>
-      </w:r>
-    </w:p>
-    <w:p>
-      <w:r>
         <w:t>A researcher discovers that a tumor suppressor gene in cancer cells has heavy methylation in its promoter region but no mutations in its DNA sequence. Explain how this could contribute to cancer.</w:t>
       </w:r>
     </w:p>
     <w:p>
       <w:r>
-        <w:t>Compare the lac operon model (prokaryotic) with enhancer/transcription factor regulation (eukaryotic). What is the fundamental principle shared by both systems?</w:t>
+        <w:t>Compare the lac operon model (prokaryotic) with enhancer/transcription factor regulation (eukaryotic). What fundamental principle do they share?</w:t>
       </w:r>
     </w:p>
     <w:p>
       <w:r>
-        <w:t>If a cell loses the enzyme that performs histone acetylation, predict what would happen to gene expression in that cell. Would it increase or decrease? Why?</w:t>
-      </w:r>
-    </w:p>
-    <w:p>
-      <w:r>
-        <w:t>Diagram the flow: DNA → RNA → Protein. What is the role of DNA polymerase? RNA polymerase? Ribosomes?</w:t>
-      </w:r>
-    </w:p>
-    <w:p>
-      <w:r>
-        <w:t>DNA template strand: 3′-TAC GGG AAA ACT-5′. Transcribe to mRNA (5′→3′) and translate to amino acids using a codon chart.</w:t>
-      </w:r>
-    </w:p>
-    <w:p>
-      <w:r>
-        <w:t>A student says: "Epigenetics proves that Lamarck was right — organisms can pass on acquired characteristics." Evaluate this claim. Is it accurate? What are the limitations?</w:t>
+        <w:t>A student says: "Epigenetics proves that Lamarck was right — organisms can pass on acquired characteristics." Evaluate this claim.</w:t>
       </w:r>
     </w:p>
     <w:sectPr>

--- a/PUBLISHED/biol-1/ALL_FILES/module-10-epigenetics-questions.docx
+++ b/PUBLISHED/biol-1/ALL_FILES/module-10-epigenetics-questions.docx
@@ -9,17 +9,17 @@
     </w:p>
     <w:p>
       <w:r>
-        <w:t>What does "gene expression" mean? Why don't all cells express all genes at all times?</w:t>
+        <w:t>What does "gene expression" mean?</w:t>
       </w:r>
     </w:p>
     <w:p>
       <w:r>
-        <w:t>Every cell in your body has the same DNA. Explain how a muscle cell and a nerve cell can look and function so differently.</w:t>
+        <w:t>Every cell in your body has the same DNA. Why do muscle cells and nerve cells look different?</w:t>
       </w:r>
     </w:p>
     <w:p>
       <w:r>
-        <w:t>What is a transcription factor? How do activators and repressors control gene expression?</w:t>
+        <w:t>What is a transcription factor?</w:t>
       </w:r>
     </w:p>
     <w:p>
@@ -29,82 +29,82 @@
     </w:p>
     <w:p>
       <w:r>
-        <w:t>What is an operon? Describe how the lac operon works when lactose is absent vs. present.</w:t>
+        <w:t>What is an operon?</w:t>
       </w:r>
     </w:p>
     <w:p>
       <w:r>
-        <w:t>Compare inducible operons (lac) vs. repressible operons (trp). How do they differ in their default state?</w:t>
+        <w:t>How does the lac operon work when lactose is absent?</w:t>
       </w:r>
     </w:p>
     <w:p>
       <w:r>
-        <w:t>List the five levels at which gene expression can be regulated (from chromatin to post-translational).</w:t>
+        <w:t>How does the lac operon work when lactose is present?</w:t>
       </w:r>
     </w:p>
     <w:p>
       <w:r>
-        <w:t>What is alternative splicing? How can one gene produce multiple different proteins?</w:t>
+        <w:t>What is the difference between an inducible operon and a repressible operon?</w:t>
       </w:r>
     </w:p>
     <w:p>
       <w:r>
-        <w:t>Define epigenetics. How does it differ from a genetic mutation?</w:t>
+        <w:t>What is epigenetics? How is it different from a mutation?</w:t>
       </w:r>
     </w:p>
     <w:p>
       <w:r>
-        <w:t>What is DNA methylation? Does it typically activate or silence gene expression?</w:t>
+        <w:t>What is DNA methylation? Does it turn genes on or off?</w:t>
       </w:r>
     </w:p>
     <w:p>
       <w:r>
-        <w:t>What are histones? How does histone acetylation affect gene expression?</w:t>
+        <w:t>What are histones? What does histone acetylation do?</w:t>
       </w:r>
     </w:p>
     <w:p>
       <w:r>
-        <w:t>Explain the difference between euchromatin and heterochromatin. Which allows gene expression?</w:t>
+        <w:t>What is the difference between euchromatin and heterochromatin?</w:t>
       </w:r>
     </w:p>
     <w:p>
       <w:r>
-        <w:t>What is X-inactivation? Why does it occur? Explain how calico cats demonstrate it.</w:t>
+        <w:t>What is X-inactivation? What is a Barr body?</w:t>
       </w:r>
     </w:p>
     <w:p>
       <w:r>
-        <w:t>Define point mutation vs. frameshift mutation. Why are frameshift mutations typically more damaging?</w:t>
+        <w:t>How do calico cats demonstrate X-inactivation?</w:t>
       </w:r>
     </w:p>
     <w:p>
       <w:r>
-        <w:t>How can mutations in tumor suppressor genes or proto-oncogenes lead to uncontrolled cell division?</w:t>
+        <w:t>What is alternative splicing?</w:t>
       </w:r>
     </w:p>
     <w:p>
       <w:r>
-        <w:t>Give two examples of how environmental factors can influence gene expression through epigenetic mechanisms.</w:t>
+        <w:t>What is miRNA? What does it do?</w:t>
       </w:r>
     </w:p>
     <w:p>
       <w:r>
-        <w:t>Identical twins share the same DNA. Why might they develop different traits or disease risks as they age?</w:t>
+        <w:t>Give two examples of how the environment can affect gene expression.</w:t>
       </w:r>
     </w:p>
     <w:p>
       <w:r>
-        <w:t>A researcher discovers that a tumor suppressor gene in cancer cells has heavy methylation in its promoter region but no mutations in its DNA sequence. Explain how this could contribute to cancer.</w:t>
+        <w:t>Why might identical twins develop different traits as they age?</w:t>
       </w:r>
     </w:p>
     <w:p>
       <w:r>
-        <w:t>Compare the lac operon model (prokaryotic) with enhancer/transcription factor regulation (eukaryotic). What fundamental principle do they share?</w:t>
+        <w:t>A tumor suppressor gene is heavily methylated but not mutated. Could this cause cancer? Explain.</w:t>
       </w:r>
     </w:p>
     <w:p>
       <w:r>
-        <w:t>A student says: "Epigenetics proves that Lamarck was right — organisms can pass on acquired characteristics." Evaluate this claim.</w:t>
+        <w:t>Summarize: How do cells with identical DNA become different types of cells?</w:t>
       </w:r>
     </w:p>
     <w:sectPr>

--- a/PUBLISHED/biol-1/ALL_FILES/module-10-epigenetics-questions.docx
+++ b/PUBLISHED/biol-1/ALL_FILES/module-10-epigenetics-questions.docx
@@ -9,62 +9,37 @@
     </w:p>
     <w:p>
       <w:r>
-        <w:t>What does "gene expression" mean?</w:t>
+        <w:t>What does it mean for a gene to be "expressed"?</w:t>
       </w:r>
     </w:p>
     <w:p>
       <w:r>
-        <w:t>Every cell in your body has the same DNA. Why do muscle cells and nerve cells look different?</w:t>
+        <w:t>Every cell in your body has the same DNA. Why, then, do muscle cells and nerve cells look and act differently?</w:t>
       </w:r>
     </w:p>
     <w:p>
       <w:r>
-        <w:t>What is a transcription factor?</w:t>
+        <w:t>What is a transcription factor, and what role does it play in gene regulation?</w:t>
       </w:r>
     </w:p>
     <w:p>
       <w:r>
-        <w:t>What is a promoter? What is an enhancer?</w:t>
+        <w:t>In your own words, define epigenetics. How is an epigenetic change different from a mutation?</w:t>
       </w:r>
     </w:p>
     <w:p>
       <w:r>
-        <w:t>What is an operon?</w:t>
+        <w:t>What is DNA methylation? Does it generally turn a gene on or off?</w:t>
       </w:r>
     </w:p>
     <w:p>
       <w:r>
-        <w:t>How does the lac operon work when lactose is absent?</w:t>
+        <w:t>What are histones? What happens to gene activity when histones are acetylated (have acetyl groups added)?</w:t>
       </w:r>
     </w:p>
     <w:p>
       <w:r>
-        <w:t>How does the lac operon work when lactose is present?</w:t>
-      </w:r>
-    </w:p>
-    <w:p>
-      <w:r>
-        <w:t>What is the difference between an inducible operon and a repressible operon?</w:t>
-      </w:r>
-    </w:p>
-    <w:p>
-      <w:r>
-        <w:t>What is epigenetics? How is it different from a mutation?</w:t>
-      </w:r>
-    </w:p>
-    <w:p>
-      <w:r>
-        <w:t>What is DNA methylation? Does it turn genes on or off?</w:t>
-      </w:r>
-    </w:p>
-    <w:p>
-      <w:r>
-        <w:t>What are histones? What does histone acetylation do?</w:t>
-      </w:r>
-    </w:p>
-    <w:p>
-      <w:r>
-        <w:t>What is the difference between euchromatin and heterochromatin?</w:t>
+        <w:t>Using the memory trick from class: M ethylation = M uting, A cetylation = A ctivation. Explain in a sentence why each association makes sense.</w:t>
       </w:r>
     </w:p>
     <w:p>
@@ -74,37 +49,27 @@
     </w:p>
     <w:p>
       <w:r>
-        <w:t>How do calico cats demonstrate X-inactivation?</w:t>
+        <w:t>How do calico cats demonstrate X-inactivation? Why don't male calico cats normally exist?</w:t>
       </w:r>
     </w:p>
     <w:p>
       <w:r>
-        <w:t>What is alternative splicing?</w:t>
+        <w:t>Give two examples of how the environment (diet, stress, exercise, or toxins) can affect which genes are turned on or off.</w:t>
       </w:r>
     </w:p>
     <w:p>
       <w:r>
-        <w:t>What is miRNA? What does it do?</w:t>
+        <w:t>Why might identical twins develop different traits or health conditions as they get older, even though they share the same DNA?</w:t>
       </w:r>
     </w:p>
     <w:p>
       <w:r>
-        <w:t>Give two examples of how the environment can affect gene expression.</w:t>
+        <w:t>Can epigenetic changes be reversed? How does this differ from a permanent DNA mutation?</w:t>
       </w:r>
     </w:p>
     <w:p>
       <w:r>
-        <w:t>Why might identical twins develop different traits as they age?</w:t>
-      </w:r>
-    </w:p>
-    <w:p>
-      <w:r>
-        <w:t>A tumor suppressor gene is heavily methylated but not mutated. Could this cause cancer? Explain.</w:t>
-      </w:r>
-    </w:p>
-    <w:p>
-      <w:r>
-        <w:t>Summarize: How do cells with identical DNA become different types of cells?</w:t>
+        <w:t>Putting it all together: A cell in your liver and a cell in your eye have identical DNA. Using what you learned about gene regulation and epigenetics, explain how these two cells can have completely different structures and functions.</w:t>
       </w:r>
     </w:p>
     <w:sectPr>

--- a/PUBLISHED/biol-1/ALL_FILES/module-10-epigenetics-questions.docx
+++ b/PUBLISHED/biol-1/ALL_FILES/module-10-epigenetics-questions.docx
@@ -9,37 +9,37 @@
     </w:p>
     <w:p>
       <w:r>
-        <w:t>What does it mean for a gene to be "expressed"?</w:t>
+        <w:t>In Module 07 you learned: DNA → RNA → Protein. What does it mean for a gene to be "expressed"?</w:t>
       </w:r>
     </w:p>
     <w:p>
       <w:r>
-        <w:t>Every cell in your body has the same DNA. Why, then, do muscle cells and nerve cells look and act differently?</w:t>
+        <w:t>Every cell in your body got the same DNA through mitosis (Module 08). So why does a muscle cell look completely different from a nerve cell?</w:t>
       </w:r>
     </w:p>
     <w:p>
       <w:r>
-        <w:t>What is a transcription factor, and what role does it play in gene regulation?</w:t>
+        <w:t>What is gene regulation? Why do cells need it?</w:t>
       </w:r>
     </w:p>
     <w:p>
       <w:r>
-        <w:t>In your own words, define epigenetics. How is an epigenetic change different from a mutation?</w:t>
+        <w:t>What is a transcription factor? How does it relate to the promoter you learned about in Module 07?</w:t>
       </w:r>
     </w:p>
     <w:p>
       <w:r>
-        <w:t>What is DNA methylation? Does it generally turn a gene on or off?</w:t>
+        <w:t>In your own words, what is epigenetics? How is it different from a mutation?</w:t>
       </w:r>
     </w:p>
     <w:p>
       <w:r>
-        <w:t>What are histones? What happens to gene activity when histones are acetylated (have acetyl groups added)?</w:t>
+        <w:t>What is DNA methylation? Does it turn a gene on or off? (Use the memory trick: M ethylation = _____)</w:t>
       </w:r>
     </w:p>
     <w:p>
       <w:r>
-        <w:t>Using the memory trick from class: M ethylation = M uting, A cetylation = A ctivation. Explain in a sentence why each association makes sense.</w:t>
+        <w:t>What are histones? What happens when histones are acetylated? (Use the memory trick: A cetylation = _____)</w:t>
       </w:r>
     </w:p>
     <w:p>
@@ -49,27 +49,22 @@
     </w:p>
     <w:p>
       <w:r>
-        <w:t>How do calico cats demonstrate X-inactivation? Why don't male calico cats normally exist?</w:t>
+        <w:t>How do calico cats show epigenetics in action? Why are almost all calico cats female?</w:t>
       </w:r>
     </w:p>
     <w:p>
       <w:r>
-        <w:t>Give two examples of how the environment (diet, stress, exercise, or toxins) can affect which genes are turned on or off.</w:t>
+        <w:t>Give two examples of how the environment can change which genes are turned on or off. (Connect this to Module 09: phenotype = genotype + environment.)</w:t>
       </w:r>
     </w:p>
     <w:p>
       <w:r>
-        <w:t>Why might identical twins develop different traits or health conditions as they get older, even though they share the same DNA?</w:t>
+        <w:t>Identical twins share the same DNA. Using what you know about epigenetics, why might they develop different traits or health conditions as adults?</w:t>
       </w:r>
     </w:p>
     <w:p>
       <w:r>
-        <w:t>Can epigenetic changes be reversed? How does this differ from a permanent DNA mutation?</w:t>
-      </w:r>
-    </w:p>
-    <w:p>
-      <w:r>
-        <w:t>Putting it all together: A cell in your liver and a cell in your eye have identical DNA. Using what you learned about gene regulation and epigenetics, explain how these two cells can have completely different structures and functions.</w:t>
+        <w:t>Putting it all together: A liver cell and an eye cell have the same DNA (Module 08 — mitosis), the same genes (Module 07), and the same alleles (Module 09). Using what you learned in this module, explain how they end up looking and functioning so differently.</w:t>
       </w:r>
     </w:p>
     <w:sectPr>

--- a/PUBLISHED/biol-1/ALL_FILES/module-10-epigenetics-questions.docx
+++ b/PUBLISHED/biol-1/ALL_FILES/module-10-epigenetics-questions.docx
@@ -3,68 +3,140 @@
 <w:document xmlns:wpc="http://schemas.microsoft.com/office/word/2010/wordprocessingCanvas" xmlns:mo="http://schemas.microsoft.com/office/mac/office/2008/main" xmlns:mc="http://schemas.openxmlformats.org/markup-compatibility/2006" xmlns:mv="urn:schemas-microsoft-com:mac:vml" xmlns:o="urn:schemas-microsoft-com:office:office" xmlns:r="http://schemas.openxmlformats.org/officeDocument/2006/relationships" xmlns:m="http://schemas.openxmlformats.org/officeDocument/2006/math" xmlns:v="urn:schemas-microsoft-com:vml" xmlns:wp14="http://schemas.microsoft.com/office/word/2010/wordprocessingDrawing" xmlns:wp="http://schemas.openxmlformats.org/drawingml/2006/wordprocessingDrawing" xmlns:w10="urn:schemas-microsoft-com:office:word" xmlns:w="http://schemas.openxmlformats.org/wordprocessingml/2006/main" xmlns:w14="http://schemas.microsoft.com/office/word/2010/wordml" xmlns:wpg="http://schemas.microsoft.com/office/word/2010/wordprocessingGroup" xmlns:wpi="http://schemas.microsoft.com/office/word/2010/wordprocessingInk" xmlns:wne="http://schemas.microsoft.com/office/word/2006/wordml" xmlns:wps="http://schemas.microsoft.com/office/word/2010/wordprocessingShape" mc:Ignorable="w14 wp14">
   <w:body>
     <w:p>
+      <w:pPr>
+        <w:pStyle w:val="Heading1"/>
+      </w:pPr>
       <w:r>
         <w:t>Module 10: Epigenetics — Study Questions</w:t>
       </w:r>
     </w:p>
     <w:p>
       <w:r>
+        <w:br/>
+      </w:r>
+      <w:r>
         <w:t>In Module 07 you learned: DNA → RNA → Protein. What does it mean for a gene to be "expressed"?</w:t>
       </w:r>
     </w:p>
     <w:p>
+      <w:r>
+        <w:br/>
+      </w:r>
       <w:r>
         <w:t>Every cell in your body got the same DNA through mitosis (Module 08). So why does a muscle cell look completely different from a nerve cell?</w:t>
       </w:r>
     </w:p>
     <w:p>
       <w:r>
+        <w:br/>
+      </w:r>
+      <w:r>
         <w:t>What is gene regulation? Why do cells need it?</w:t>
       </w:r>
     </w:p>
     <w:p>
+      <w:r>
+        <w:br/>
+      </w:r>
       <w:r>
         <w:t>What is a transcription factor? How does it relate to the promoter you learned about in Module 07?</w:t>
       </w:r>
     </w:p>
     <w:p>
       <w:r>
-        <w:t>In your own words, what is epigenetics? How is it different from a mutation?</w:t>
+        <w:br/>
+      </w:r>
+      <w:r>
+        <w:t xml:space="preserve">In your own words, what is epigenetics? How is it </w:t>
+      </w:r>
+      <w:r>
+        <w:rPr>
+          <w:b/>
+        </w:rPr>
+        <w:t>different</w:t>
+      </w:r>
+      <w:r>
+        <w:t xml:space="preserve"> from a mutation?</w:t>
       </w:r>
     </w:p>
     <w:p>
       <w:r>
-        <w:t>What is DNA methylation? Does it turn a gene on or off? (Use the memory trick: M ethylation = _____)</w:t>
+        <w:br/>
+      </w:r>
+      <w:r>
+        <w:t xml:space="preserve">What is DNA methylation? Does it turn a gene on or off? (Use the memory trick: </w:t>
+      </w:r>
+      <w:r>
+        <w:rPr>
+          <w:b/>
+        </w:rPr>
+        <w:t>M</w:t>
+      </w:r>
+      <w:r>
+        <w:t>ethylation = _____)</w:t>
       </w:r>
     </w:p>
     <w:p>
       <w:r>
-        <w:t>What are histones? What happens when histones are acetylated? (Use the memory trick: A cetylation = _____)</w:t>
+        <w:br/>
+      </w:r>
+      <w:r>
+        <w:t xml:space="preserve">What are histones? What happens when histones are acetylated? (Use the memory trick: </w:t>
+      </w:r>
+      <w:r>
+        <w:rPr>
+          <w:b/>
+        </w:rPr>
+        <w:t>A</w:t>
+      </w:r>
+      <w:r>
+        <w:t>cetylation = _____)</w:t>
       </w:r>
     </w:p>
     <w:p>
+      <w:r>
+        <w:br/>
+      </w:r>
       <w:r>
         <w:t>What is X-inactivation? What is a Barr body?</w:t>
       </w:r>
     </w:p>
     <w:p>
       <w:r>
+        <w:br/>
+      </w:r>
+      <w:r>
         <w:t>How do calico cats show epigenetics in action? Why are almost all calico cats female?</w:t>
       </w:r>
     </w:p>
     <w:p>
+      <w:r>
+        <w:br/>
+      </w:r>
       <w:r>
         <w:t>Give two examples of how the environment can change which genes are turned on or off. (Connect this to Module 09: phenotype = genotype + environment.)</w:t>
       </w:r>
     </w:p>
     <w:p>
       <w:r>
+        <w:br/>
+      </w:r>
+      <w:r>
         <w:t>Identical twins share the same DNA. Using what you know about epigenetics, why might they develop different traits or health conditions as adults?</w:t>
       </w:r>
     </w:p>
     <w:p>
       <w:r>
-        <w:t>Putting it all together: A liver cell and an eye cell have the same DNA (Module 08 — mitosis), the same genes (Module 07), and the same alleles (Module 09). Using what you learned in this module, explain how they end up looking and functioning so differently.</w:t>
+        <w:br/>
+      </w:r>
+      <w:r>
+        <w:rPr>
+          <w:b/>
+        </w:rPr>
+        <w:t>Putting it all together:</w:t>
+      </w:r>
+      <w:r>
+        <w:t xml:space="preserve"> A liver cell and an eye cell have the same DNA (Module 08 — mitosis), the same genes (Module 07), and the same alleles (Module 09). Using what you learned in this module, explain how they end up looking and functioning so differently.</w:t>
       </w:r>
     </w:p>
     <w:sectPr>

--- a/PUBLISHED/biol-1/ALL_FILES/module-10-epigenetics-questions.docx
+++ b/PUBLISHED/biol-1/ALL_FILES/module-10-epigenetics-questions.docx
@@ -7,136 +7,147 @@
         <w:pStyle w:val="Heading1"/>
       </w:pPr>
       <w:r>
-        <w:t>Module 10: Epigenetics — Study Questions</w:t>
+        <w:t>Module 10: Epigenetics - Learning Questions</w:t>
       </w:r>
     </w:p>
     <w:p>
       <w:r>
+        <w:t xml:space="preserve">1. </w:t>
+      </w:r>
+      <w:r>
         <w:br/>
       </w:r>
       <w:r>
-        <w:t>In Module 07 you learned: DNA → RNA → Protein. What does it mean for a gene to be "expressed"?</w:t>
+        <w:t>Why do cells regulate genes?</w:t>
+      </w:r>
+      <w:r>
+        <w:br/>
       </w:r>
     </w:p>
     <w:p>
       <w:r>
+        <w:t xml:space="preserve">2. </w:t>
+      </w:r>
+      <w:r>
         <w:br/>
       </w:r>
       <w:r>
-        <w:t>Every cell in your body got the same DNA through mitosis (Module 08). So why does a muscle cell look completely different from a nerve cell?</w:t>
+        <w:t>How can two cells with the same DNA act differently?</w:t>
+      </w:r>
+      <w:r>
+        <w:br/>
       </w:r>
     </w:p>
     <w:p>
       <w:r>
+        <w:t xml:space="preserve">3. </w:t>
+      </w:r>
+      <w:r>
         <w:br/>
       </w:r>
       <w:r>
-        <w:t>What is gene regulation? Why do cells need it?</w:t>
+        <w:t>What is DNA methylation?</w:t>
+      </w:r>
+      <w:r>
+        <w:br/>
       </w:r>
     </w:p>
     <w:p>
       <w:r>
+        <w:t xml:space="preserve">4. </w:t>
+      </w:r>
+      <w:r>
         <w:br/>
       </w:r>
       <w:r>
-        <w:t>What is a transcription factor? How does it relate to the promoter you learned about in Module 07?</w:t>
+        <w:t>How can chromatin structure affect transcription?</w:t>
+      </w:r>
+      <w:r>
+        <w:br/>
       </w:r>
     </w:p>
     <w:p>
       <w:r>
+        <w:t xml:space="preserve">5. </w:t>
+      </w:r>
+      <w:r>
         <w:br/>
       </w:r>
       <w:r>
-        <w:t xml:space="preserve">In your own words, what is epigenetics? How is it </w:t>
+        <w:t>How is epigenetics different from mutation?</w:t>
       </w:r>
       <w:r>
-        <w:rPr>
-          <w:b/>
-        </w:rPr>
-        <w:t>different</w:t>
-      </w:r>
-      <w:r>
-        <w:t xml:space="preserve"> from a mutation?</w:t>
+        <w:br/>
       </w:r>
     </w:p>
     <w:p>
       <w:r>
+        <w:t xml:space="preserve">6. </w:t>
+      </w:r>
+      <w:r>
         <w:br/>
       </w:r>
       <w:r>
-        <w:t xml:space="preserve">What is DNA methylation? Does it turn a gene on or off? (Use the memory trick: </w:t>
+        <w:t>What environmental factors can influence expression?</w:t>
       </w:r>
       <w:r>
-        <w:rPr>
-          <w:b/>
-        </w:rPr>
-        <w:t>M</w:t>
-      </w:r>
-      <w:r>
-        <w:t>ethylation = _____)</w:t>
+        <w:br/>
       </w:r>
     </w:p>
     <w:p>
       <w:r>
+        <w:t xml:space="preserve">7. </w:t>
+      </w:r>
+      <w:r>
         <w:br/>
       </w:r>
       <w:r>
-        <w:t xml:space="preserve">What are histones? What happens when histones are acetylated? (Use the memory trick: </w:t>
+        <w:t>Why should epigenetic claims be made carefully?</w:t>
       </w:r>
       <w:r>
-        <w:rPr>
-          <w:b/>
-        </w:rPr>
-        <w:t>A</w:t>
-      </w:r>
-      <w:r>
-        <w:t>cetylation = _____)</w:t>
+        <w:br/>
       </w:r>
     </w:p>
     <w:p>
       <w:r>
+        <w:t xml:space="preserve">8. </w:t>
+      </w:r>
+      <w:r>
         <w:br/>
       </w:r>
       <w:r>
-        <w:t>What is X-inactivation? What is a Barr body?</w:t>
+        <w:t>How can gene regulation affect phenotype?</w:t>
+      </w:r>
+      <w:r>
+        <w:br/>
       </w:r>
     </w:p>
     <w:p>
       <w:r>
+        <w:t xml:space="preserve">9. </w:t>
+      </w:r>
+      <w:r>
         <w:br/>
       </w:r>
       <w:r>
-        <w:t>How do calico cats show epigenetics in action? Why are almost all calico cats female?</w:t>
+        <w:t>What evidence would show expression changed without mutation?</w:t>
+      </w:r>
+      <w:r>
+        <w:br/>
       </w:r>
     </w:p>
     <w:p>
       <w:r>
-        <w:br/>
+        <w:t xml:space="preserve">10. </w:t>
       </w:r>
-      <w:r>
-        <w:t>Give two examples of how the environment can change which genes are turned on or off. (Connect this to Module 09: phenotype = genotype + environment.)</w:t>
-      </w:r>
-    </w:p>
-    <w:p>
       <w:r>
         <w:br/>
       </w:r>
       <w:r>
-        <w:t>Identical twins share the same DNA. Using what you know about epigenetics, why might they develop different traits or health conditions as adults?</w:t>
+        <w:t>How does epigenetics connect molecular biology to traits?</w:t>
       </w:r>
-    </w:p>
-    <w:p>
       <w:r>
         <w:br/>
-      </w:r>
-      <w:r>
-        <w:rPr>
-          <w:b/>
-        </w:rPr>
-        <w:t>Putting it all together:</w:t>
-      </w:r>
-      <w:r>
-        <w:t xml:space="preserve"> A liver cell and an eye cell have the same DNA (Module 08 — mitosis), the same genes (Module 07), and the same alleles (Module 09). Using what you learned in this module, explain how they end up looking and functioning so differently.</w:t>
       </w:r>
     </w:p>
     <w:sectPr>
